--- a/Backend/Director_Disclosure/Output_Disclosures/2024-25/GUJARAT_PORTS_INFRASTRUCTURE_AND_DEVELOPMENT_COMPANY_LIMITED/DIR-8/DIR8_RAJKUMAR_BENIWAL_07195658.docx
+++ b/Backend/Director_Disclosure/Output_Disclosures/2024-25/GUJARAT_PORTS_INFRASTRUCTURE_AND_DEVELOPMENT_COMPANY_LIMITED/DIR-8/DIR8_RAJKUMAR_BENIWAL_07195658.docx
@@ -410,356 +410,6 @@
                 <w:b w:val="0"/>
                 <w:sz w:val="23"/>
               </w:rPr>
-              <w:t>GUJARAT PIPAVAV PORT LIMITED</w:t>
-            </w:r>
-          </w:p>
-        </w:tc>
-        <w:tc>
-          <w:tcPr>
-            <w:tcW w:type="dxa" w:w="2610"/>
-          </w:tcPr>
-          <w:p>
-            <w:pPr>
-              <w:spacing w:after="0"/>
-              <w:jc w:val="center"/>
-            </w:pPr>
-            <w:r>
-              <w:rPr>
-                <w:rFonts w:ascii="Adani" w:hAnsi="Adani" w:eastAsia="Adani" w:cs="Adani"/>
-                <w:b w:val="0"/>
-                <w:sz w:val="23"/>
-              </w:rPr>
-              <w:t>09/01/2024</w:t>
-            </w:r>
-          </w:p>
-        </w:tc>
-        <w:tc>
-          <w:tcPr>
-            <w:tcW w:type="dxa" w:w="2250"/>
-          </w:tcPr>
-          <w:p>
-            <w:pPr>
-              <w:spacing w:after="0"/>
-              <w:jc w:val="center"/>
-            </w:pPr>
-          </w:p>
-        </w:tc>
-      </w:tr>
-      <w:tr>
-        <w:tc>
-          <w:tcPr>
-            <w:tcW w:type="dxa" w:w="636"/>
-          </w:tcPr>
-          <w:p>
-            <w:pPr>
-              <w:spacing w:after="0"/>
-              <w:ind w:left="360"/>
-            </w:pPr>
-            <w:r>
-              <w:rPr>
-                <w:rFonts w:ascii="Adani" w:hAnsi="Adani" w:eastAsia="Adani" w:cs="Adani"/>
-                <w:b w:val="0"/>
-                <w:sz w:val="23"/>
-              </w:rPr>
-              <w:t>3</w:t>
-            </w:r>
-          </w:p>
-        </w:tc>
-        <w:tc>
-          <w:tcPr>
-            <w:tcW w:type="dxa" w:w="3864"/>
-          </w:tcPr>
-          <w:p>
-            <w:pPr>
-              <w:spacing w:after="0"/>
-              <w:jc w:val="both"/>
-            </w:pPr>
-            <w:r>
-              <w:rPr>
-                <w:rFonts w:ascii="Adani" w:hAnsi="Adani" w:eastAsia="Adani" w:cs="Adani"/>
-                <w:b w:val="0"/>
-                <w:sz w:val="23"/>
-              </w:rPr>
-              <w:t>ADANI PORTS AND SPECIAL ECONOMIC ZONE LIMITED</w:t>
-            </w:r>
-          </w:p>
-        </w:tc>
-        <w:tc>
-          <w:tcPr>
-            <w:tcW w:type="dxa" w:w="2610"/>
-          </w:tcPr>
-          <w:p>
-            <w:pPr>
-              <w:spacing w:after="0"/>
-              <w:jc w:val="center"/>
-            </w:pPr>
-            <w:r>
-              <w:rPr>
-                <w:rFonts w:ascii="Adani" w:hAnsi="Adani" w:eastAsia="Adani" w:cs="Adani"/>
-                <w:b w:val="0"/>
-                <w:sz w:val="23"/>
-              </w:rPr>
-              <w:t>06/12/2023</w:t>
-            </w:r>
-          </w:p>
-        </w:tc>
-        <w:tc>
-          <w:tcPr>
-            <w:tcW w:type="dxa" w:w="2250"/>
-          </w:tcPr>
-          <w:p>
-            <w:pPr>
-              <w:spacing w:after="0"/>
-              <w:jc w:val="center"/>
-            </w:pPr>
-          </w:p>
-        </w:tc>
-      </w:tr>
-      <w:tr>
-        <w:tc>
-          <w:tcPr>
-            <w:tcW w:type="dxa" w:w="636"/>
-          </w:tcPr>
-          <w:p>
-            <w:pPr>
-              <w:spacing w:after="0"/>
-              <w:ind w:left="360"/>
-            </w:pPr>
-            <w:r>
-              <w:rPr>
-                <w:rFonts w:ascii="Adani" w:hAnsi="Adani" w:eastAsia="Adani" w:cs="Adani"/>
-                <w:b w:val="0"/>
-                <w:sz w:val="23"/>
-              </w:rPr>
-              <w:t>4</w:t>
-            </w:r>
-          </w:p>
-        </w:tc>
-        <w:tc>
-          <w:tcPr>
-            <w:tcW w:type="dxa" w:w="3864"/>
-          </w:tcPr>
-          <w:p>
-            <w:pPr>
-              <w:spacing w:after="0"/>
-              <w:jc w:val="both"/>
-            </w:pPr>
-            <w:r>
-              <w:rPr>
-                <w:rFonts w:ascii="Adani" w:hAnsi="Adani" w:eastAsia="Adani" w:cs="Adani"/>
-                <w:b w:val="0"/>
-                <w:sz w:val="23"/>
-              </w:rPr>
-              <w:t>GUJARAT CHEMICAL PORT LIMITED</w:t>
-            </w:r>
-          </w:p>
-        </w:tc>
-        <w:tc>
-          <w:tcPr>
-            <w:tcW w:type="dxa" w:w="2610"/>
-          </w:tcPr>
-          <w:p>
-            <w:pPr>
-              <w:spacing w:after="0"/>
-              <w:jc w:val="center"/>
-            </w:pPr>
-            <w:r>
-              <w:rPr>
-                <w:rFonts w:ascii="Adani" w:hAnsi="Adani" w:eastAsia="Adani" w:cs="Adani"/>
-                <w:b w:val="0"/>
-                <w:sz w:val="23"/>
-              </w:rPr>
-              <w:t>18/10/2023</w:t>
-            </w:r>
-          </w:p>
-        </w:tc>
-        <w:tc>
-          <w:tcPr>
-            <w:tcW w:type="dxa" w:w="2250"/>
-          </w:tcPr>
-          <w:p>
-            <w:pPr>
-              <w:spacing w:after="0"/>
-              <w:jc w:val="center"/>
-            </w:pPr>
-          </w:p>
-        </w:tc>
-      </w:tr>
-      <w:tr>
-        <w:tc>
-          <w:tcPr>
-            <w:tcW w:type="dxa" w:w="636"/>
-          </w:tcPr>
-          <w:p>
-            <w:pPr>
-              <w:spacing w:after="0"/>
-              <w:ind w:left="360"/>
-            </w:pPr>
-            <w:r>
-              <w:rPr>
-                <w:rFonts w:ascii="Adani" w:hAnsi="Adani" w:eastAsia="Adani" w:cs="Adani"/>
-                <w:b w:val="0"/>
-                <w:sz w:val="23"/>
-              </w:rPr>
-              <w:t>5</w:t>
-            </w:r>
-          </w:p>
-        </w:tc>
-        <w:tc>
-          <w:tcPr>
-            <w:tcW w:type="dxa" w:w="3864"/>
-          </w:tcPr>
-          <w:p>
-            <w:pPr>
-              <w:spacing w:after="0"/>
-              <w:jc w:val="both"/>
-            </w:pPr>
-            <w:r>
-              <w:rPr>
-                <w:rFonts w:ascii="Adani" w:hAnsi="Adani" w:eastAsia="Adani" w:cs="Adani"/>
-                <w:b w:val="0"/>
-                <w:sz w:val="23"/>
-              </w:rPr>
-              <w:t>SWAN LNG PRIVATE LIMITED</w:t>
-            </w:r>
-          </w:p>
-        </w:tc>
-        <w:tc>
-          <w:tcPr>
-            <w:tcW w:type="dxa" w:w="2610"/>
-          </w:tcPr>
-          <w:p>
-            <w:pPr>
-              <w:spacing w:after="0"/>
-              <w:jc w:val="center"/>
-            </w:pPr>
-            <w:r>
-              <w:rPr>
-                <w:rFonts w:ascii="Adani" w:hAnsi="Adani" w:eastAsia="Adani" w:cs="Adani"/>
-                <w:b w:val="0"/>
-                <w:sz w:val="23"/>
-              </w:rPr>
-              <w:t>11/10/2023</w:t>
-            </w:r>
-          </w:p>
-        </w:tc>
-        <w:tc>
-          <w:tcPr>
-            <w:tcW w:type="dxa" w:w="2250"/>
-          </w:tcPr>
-          <w:p>
-            <w:pPr>
-              <w:spacing w:after="0"/>
-              <w:jc w:val="center"/>
-            </w:pPr>
-          </w:p>
-        </w:tc>
-      </w:tr>
-      <w:tr>
-        <w:tc>
-          <w:tcPr>
-            <w:tcW w:type="dxa" w:w="636"/>
-          </w:tcPr>
-          <w:p>
-            <w:pPr>
-              <w:spacing w:after="0"/>
-              <w:ind w:left="360"/>
-            </w:pPr>
-            <w:r>
-              <w:rPr>
-                <w:rFonts w:ascii="Adani" w:hAnsi="Adani" w:eastAsia="Adani" w:cs="Adani"/>
-                <w:b w:val="0"/>
-                <w:sz w:val="23"/>
-              </w:rPr>
-              <w:t>6</w:t>
-            </w:r>
-          </w:p>
-        </w:tc>
-        <w:tc>
-          <w:tcPr>
-            <w:tcW w:type="dxa" w:w="3864"/>
-          </w:tcPr>
-          <w:p>
-            <w:pPr>
-              <w:spacing w:after="0"/>
-              <w:jc w:val="both"/>
-            </w:pPr>
-            <w:r>
-              <w:rPr>
-                <w:rFonts w:ascii="Adani" w:hAnsi="Adani" w:eastAsia="Adani" w:cs="Adani"/>
-                <w:b w:val="0"/>
-                <w:sz w:val="23"/>
-              </w:rPr>
-              <w:t>GSPC LNG LIMITED</w:t>
-            </w:r>
-          </w:p>
-        </w:tc>
-        <w:tc>
-          <w:tcPr>
-            <w:tcW w:type="dxa" w:w="2610"/>
-          </w:tcPr>
-          <w:p>
-            <w:pPr>
-              <w:spacing w:after="0"/>
-              <w:jc w:val="center"/>
-            </w:pPr>
-            <w:r>
-              <w:rPr>
-                <w:rFonts w:ascii="Adani" w:hAnsi="Adani" w:eastAsia="Adani" w:cs="Adani"/>
-                <w:b w:val="0"/>
-                <w:sz w:val="23"/>
-              </w:rPr>
-              <w:t>03/09/2023</w:t>
-            </w:r>
-          </w:p>
-        </w:tc>
-        <w:tc>
-          <w:tcPr>
-            <w:tcW w:type="dxa" w:w="2250"/>
-          </w:tcPr>
-          <w:p>
-            <w:pPr>
-              <w:spacing w:after="0"/>
-              <w:jc w:val="center"/>
-            </w:pPr>
-          </w:p>
-        </w:tc>
-      </w:tr>
-      <w:tr>
-        <w:tc>
-          <w:tcPr>
-            <w:tcW w:type="dxa" w:w="636"/>
-          </w:tcPr>
-          <w:p>
-            <w:pPr>
-              <w:spacing w:after="0"/>
-              <w:ind w:left="360"/>
-            </w:pPr>
-            <w:r>
-              <w:rPr>
-                <w:rFonts w:ascii="Adani" w:hAnsi="Adani" w:eastAsia="Adani" w:cs="Adani"/>
-                <w:b w:val="0"/>
-                <w:sz w:val="23"/>
-              </w:rPr>
-              <w:t>7</w:t>
-            </w:r>
-          </w:p>
-        </w:tc>
-        <w:tc>
-          <w:tcPr>
-            <w:tcW w:type="dxa" w:w="3864"/>
-          </w:tcPr>
-          <w:p>
-            <w:pPr>
-              <w:spacing w:after="0"/>
-              <w:jc w:val="both"/>
-            </w:pPr>
-            <w:r>
-              <w:rPr>
-                <w:rFonts w:ascii="Adani" w:hAnsi="Adani" w:eastAsia="Adani" w:cs="Adani"/>
-                <w:b w:val="0"/>
-                <w:sz w:val="23"/>
-              </w:rPr>
               <w:t>GUJARAT PORT AND LOGISTICS COMPANY LIMITED</w:t>
             </w:r>
           </w:p>
@@ -811,7 +461,7 @@
                 <w:b w:val="0"/>
                 <w:sz w:val="23"/>
               </w:rPr>
-              <w:t>8</w:t>
+              <w:t>3</w:t>
             </w:r>
           </w:p>
         </w:tc>
@@ -824,14 +474,6 @@
               <w:spacing w:after="0"/>
               <w:jc w:val="both"/>
             </w:pPr>
-            <w:r>
-              <w:rPr>
-                <w:rFonts w:ascii="Adani" w:hAnsi="Adani" w:eastAsia="Adani" w:cs="Adani"/>
-                <w:b w:val="0"/>
-                <w:sz w:val="23"/>
-              </w:rPr>
-              <w:t>GUJARAT PORTS INFRASTRUCTURE AND DEVELOPMENT COMPANY LIMITED</w:t>
-            </w:r>
           </w:p>
         </w:tc>
         <w:tc>
@@ -843,574 +485,6 @@
               <w:spacing w:after="0"/>
               <w:jc w:val="center"/>
             </w:pPr>
-            <w:r>
-              <w:rPr>
-                <w:rFonts w:ascii="Adani" w:hAnsi="Adani" w:eastAsia="Adani" w:cs="Adani"/>
-                <w:b w:val="0"/>
-                <w:sz w:val="23"/>
-              </w:rPr>
-              <w:t>26/07/2023</w:t>
-            </w:r>
-          </w:p>
-        </w:tc>
-        <w:tc>
-          <w:tcPr>
-            <w:tcW w:type="dxa" w:w="2250"/>
-          </w:tcPr>
-          <w:p>
-            <w:pPr>
-              <w:spacing w:after="0"/>
-              <w:jc w:val="center"/>
-            </w:pPr>
-          </w:p>
-        </w:tc>
-      </w:tr>
-      <w:tr>
-        <w:tc>
-          <w:tcPr>
-            <w:tcW w:type="dxa" w:w="636"/>
-          </w:tcPr>
-          <w:p>
-            <w:pPr>
-              <w:spacing w:after="0"/>
-              <w:ind w:left="360"/>
-            </w:pPr>
-            <w:r>
-              <w:rPr>
-                <w:rFonts w:ascii="Adani" w:hAnsi="Adani" w:eastAsia="Adani" w:cs="Adani"/>
-                <w:b w:val="0"/>
-                <w:sz w:val="23"/>
-              </w:rPr>
-              <w:t>9</w:t>
-            </w:r>
-          </w:p>
-        </w:tc>
-        <w:tc>
-          <w:tcPr>
-            <w:tcW w:type="dxa" w:w="3864"/>
-          </w:tcPr>
-          <w:p>
-            <w:pPr>
-              <w:spacing w:after="0"/>
-              <w:jc w:val="both"/>
-            </w:pPr>
-            <w:r>
-              <w:rPr>
-                <w:rFonts w:ascii="Adani" w:hAnsi="Adani" w:eastAsia="Adani" w:cs="Adani"/>
-                <w:b w:val="0"/>
-                <w:sz w:val="23"/>
-              </w:rPr>
-              <w:t>GUJ INFO PETRO LIMITED</w:t>
-            </w:r>
-          </w:p>
-        </w:tc>
-        <w:tc>
-          <w:tcPr>
-            <w:tcW w:type="dxa" w:w="2610"/>
-          </w:tcPr>
-          <w:p>
-            <w:pPr>
-              <w:spacing w:after="0"/>
-              <w:jc w:val="center"/>
-            </w:pPr>
-            <w:r>
-              <w:rPr>
-                <w:rFonts w:ascii="Adani" w:hAnsi="Adani" w:eastAsia="Adani" w:cs="Adani"/>
-                <w:b w:val="0"/>
-                <w:sz w:val="23"/>
-              </w:rPr>
-              <w:t>17/01/2023</w:t>
-            </w:r>
-          </w:p>
-        </w:tc>
-        <w:tc>
-          <w:tcPr>
-            <w:tcW w:type="dxa" w:w="2250"/>
-          </w:tcPr>
-          <w:p>
-            <w:pPr>
-              <w:spacing w:after="0"/>
-              <w:jc w:val="center"/>
-            </w:pPr>
-          </w:p>
-        </w:tc>
-      </w:tr>
-      <w:tr>
-        <w:tc>
-          <w:tcPr>
-            <w:tcW w:type="dxa" w:w="636"/>
-          </w:tcPr>
-          <w:p>
-            <w:pPr>
-              <w:spacing w:after="0"/>
-              <w:ind w:left="360"/>
-            </w:pPr>
-            <w:r>
-              <w:rPr>
-                <w:rFonts w:ascii="Adani" w:hAnsi="Adani" w:eastAsia="Adani" w:cs="Adani"/>
-                <w:b w:val="0"/>
-                <w:sz w:val="23"/>
-              </w:rPr>
-              <w:t>10</w:t>
-            </w:r>
-          </w:p>
-        </w:tc>
-        <w:tc>
-          <w:tcPr>
-            <w:tcW w:type="dxa" w:w="3864"/>
-          </w:tcPr>
-          <w:p>
-            <w:pPr>
-              <w:spacing w:after="0"/>
-              <w:jc w:val="both"/>
-            </w:pPr>
-            <w:r>
-              <w:rPr>
-                <w:rFonts w:ascii="Adani" w:hAnsi="Adani" w:eastAsia="Adani" w:cs="Adani"/>
-                <w:b w:val="0"/>
-                <w:sz w:val="23"/>
-              </w:rPr>
-              <w:t>GUJARAT TOWN PLANNING CONSULTANCY LIMITED</w:t>
-            </w:r>
-          </w:p>
-        </w:tc>
-        <w:tc>
-          <w:tcPr>
-            <w:tcW w:type="dxa" w:w="2610"/>
-          </w:tcPr>
-          <w:p>
-            <w:pPr>
-              <w:spacing w:after="0"/>
-              <w:jc w:val="center"/>
-            </w:pPr>
-            <w:r>
-              <w:rPr>
-                <w:rFonts w:ascii="Adani" w:hAnsi="Adani" w:eastAsia="Adani" w:cs="Adani"/>
-                <w:b w:val="0"/>
-                <w:sz w:val="23"/>
-              </w:rPr>
-              <w:t>22/12/2022</w:t>
-            </w:r>
-          </w:p>
-        </w:tc>
-        <w:tc>
-          <w:tcPr>
-            <w:tcW w:type="dxa" w:w="2250"/>
-          </w:tcPr>
-          <w:p>
-            <w:pPr>
-              <w:spacing w:after="0"/>
-              <w:jc w:val="center"/>
-            </w:pPr>
-          </w:p>
-        </w:tc>
-      </w:tr>
-      <w:tr>
-        <w:tc>
-          <w:tcPr>
-            <w:tcW w:type="dxa" w:w="636"/>
-          </w:tcPr>
-          <w:p>
-            <w:pPr>
-              <w:spacing w:after="0"/>
-              <w:ind w:left="360"/>
-            </w:pPr>
-            <w:r>
-              <w:rPr>
-                <w:rFonts w:ascii="Adani" w:hAnsi="Adani" w:eastAsia="Adani" w:cs="Adani"/>
-                <w:b w:val="0"/>
-                <w:sz w:val="23"/>
-              </w:rPr>
-              <w:t>11</w:t>
-            </w:r>
-          </w:p>
-        </w:tc>
-        <w:tc>
-          <w:tcPr>
-            <w:tcW w:type="dxa" w:w="3864"/>
-          </w:tcPr>
-          <w:p>
-            <w:pPr>
-              <w:spacing w:after="0"/>
-              <w:jc w:val="both"/>
-            </w:pPr>
-            <w:r>
-              <w:rPr>
-                <w:rFonts w:ascii="Adani" w:hAnsi="Adani" w:eastAsia="Adani" w:cs="Adani"/>
-                <w:b w:val="0"/>
-                <w:sz w:val="23"/>
-              </w:rPr>
-              <w:t>GANDHINAGAR SMART CITY DEVELOPMENT LIMITED</w:t>
-            </w:r>
-          </w:p>
-        </w:tc>
-        <w:tc>
-          <w:tcPr>
-            <w:tcW w:type="dxa" w:w="2610"/>
-          </w:tcPr>
-          <w:p>
-            <w:pPr>
-              <w:spacing w:after="0"/>
-              <w:jc w:val="center"/>
-            </w:pPr>
-            <w:r>
-              <w:rPr>
-                <w:rFonts w:ascii="Adani" w:hAnsi="Adani" w:eastAsia="Adani" w:cs="Adani"/>
-                <w:b w:val="0"/>
-                <w:sz w:val="23"/>
-              </w:rPr>
-              <w:t>06/11/2020</w:t>
-            </w:r>
-          </w:p>
-        </w:tc>
-        <w:tc>
-          <w:tcPr>
-            <w:tcW w:type="dxa" w:w="2250"/>
-          </w:tcPr>
-          <w:p>
-            <w:pPr>
-              <w:spacing w:after="0"/>
-              <w:jc w:val="center"/>
-            </w:pPr>
-          </w:p>
-        </w:tc>
-      </w:tr>
-      <w:tr>
-        <w:tc>
-          <w:tcPr>
-            <w:tcW w:type="dxa" w:w="636"/>
-          </w:tcPr>
-          <w:p>
-            <w:pPr>
-              <w:spacing w:after="0"/>
-              <w:ind w:left="360"/>
-            </w:pPr>
-            <w:r>
-              <w:rPr>
-                <w:rFonts w:ascii="Adani" w:hAnsi="Adani" w:eastAsia="Adani" w:cs="Adani"/>
-                <w:b w:val="0"/>
-                <w:sz w:val="23"/>
-              </w:rPr>
-              <w:t>12</w:t>
-            </w:r>
-          </w:p>
-        </w:tc>
-        <w:tc>
-          <w:tcPr>
-            <w:tcW w:type="dxa" w:w="3864"/>
-          </w:tcPr>
-          <w:p>
-            <w:pPr>
-              <w:spacing w:after="0"/>
-              <w:jc w:val="both"/>
-            </w:pPr>
-            <w:r>
-              <w:rPr>
-                <w:rFonts w:ascii="Adani" w:hAnsi="Adani" w:eastAsia="Adani" w:cs="Adani"/>
-                <w:b w:val="0"/>
-                <w:sz w:val="23"/>
-              </w:rPr>
-              <w:t>GUJARAT INTERNATIONAL FINANCE TEC-CITY COMPANY LIMITED</w:t>
-            </w:r>
-          </w:p>
-        </w:tc>
-        <w:tc>
-          <w:tcPr>
-            <w:tcW w:type="dxa" w:w="2610"/>
-          </w:tcPr>
-          <w:p>
-            <w:pPr>
-              <w:spacing w:after="0"/>
-              <w:jc w:val="center"/>
-            </w:pPr>
-            <w:r>
-              <w:rPr>
-                <w:rFonts w:ascii="Adani" w:hAnsi="Adani" w:eastAsia="Adani" w:cs="Adani"/>
-                <w:b w:val="0"/>
-                <w:sz w:val="23"/>
-              </w:rPr>
-              <w:t>04/09/2020</w:t>
-            </w:r>
-          </w:p>
-        </w:tc>
-        <w:tc>
-          <w:tcPr>
-            <w:tcW w:type="dxa" w:w="2250"/>
-          </w:tcPr>
-          <w:p>
-            <w:pPr>
-              <w:spacing w:after="0"/>
-              <w:jc w:val="center"/>
-            </w:pPr>
-          </w:p>
-        </w:tc>
-      </w:tr>
-      <w:tr>
-        <w:tc>
-          <w:tcPr>
-            <w:tcW w:type="dxa" w:w="636"/>
-          </w:tcPr>
-          <w:p>
-            <w:pPr>
-              <w:spacing w:after="0"/>
-              <w:ind w:left="360"/>
-            </w:pPr>
-            <w:r>
-              <w:rPr>
-                <w:rFonts w:ascii="Adani" w:hAnsi="Adani" w:eastAsia="Adani" w:cs="Adani"/>
-                <w:b w:val="0"/>
-                <w:sz w:val="23"/>
-              </w:rPr>
-              <w:t>13</w:t>
-            </w:r>
-          </w:p>
-        </w:tc>
-        <w:tc>
-          <w:tcPr>
-            <w:tcW w:type="dxa" w:w="3864"/>
-          </w:tcPr>
-          <w:p>
-            <w:pPr>
-              <w:spacing w:after="0"/>
-              <w:jc w:val="both"/>
-            </w:pPr>
-            <w:r>
-              <w:rPr>
-                <w:rFonts w:ascii="Adani" w:hAnsi="Adani" w:eastAsia="Adani" w:cs="Adani"/>
-                <w:b w:val="0"/>
-                <w:sz w:val="23"/>
-              </w:rPr>
-              <w:t>DIAMOND RESEARCH AND MERCANTILE CITY LIMITED</w:t>
-            </w:r>
-          </w:p>
-        </w:tc>
-        <w:tc>
-          <w:tcPr>
-            <w:tcW w:type="dxa" w:w="2610"/>
-          </w:tcPr>
-          <w:p>
-            <w:pPr>
-              <w:spacing w:after="0"/>
-              <w:jc w:val="center"/>
-            </w:pPr>
-            <w:r>
-              <w:rPr>
-                <w:rFonts w:ascii="Adani" w:hAnsi="Adani" w:eastAsia="Adani" w:cs="Adani"/>
-                <w:b w:val="0"/>
-                <w:sz w:val="23"/>
-              </w:rPr>
-              <w:t>25/08/2020</w:t>
-            </w:r>
-          </w:p>
-        </w:tc>
-        <w:tc>
-          <w:tcPr>
-            <w:tcW w:type="dxa" w:w="2250"/>
-          </w:tcPr>
-          <w:p>
-            <w:pPr>
-              <w:spacing w:after="0"/>
-              <w:jc w:val="center"/>
-            </w:pPr>
-          </w:p>
-        </w:tc>
-      </w:tr>
-      <w:tr>
-        <w:tc>
-          <w:tcPr>
-            <w:tcW w:type="dxa" w:w="636"/>
-          </w:tcPr>
-          <w:p>
-            <w:pPr>
-              <w:spacing w:after="0"/>
-              <w:ind w:left="360"/>
-            </w:pPr>
-            <w:r>
-              <w:rPr>
-                <w:rFonts w:ascii="Adani" w:hAnsi="Adani" w:eastAsia="Adani" w:cs="Adani"/>
-                <w:b w:val="0"/>
-                <w:sz w:val="23"/>
-              </w:rPr>
-              <w:t>14</w:t>
-            </w:r>
-          </w:p>
-        </w:tc>
-        <w:tc>
-          <w:tcPr>
-            <w:tcW w:type="dxa" w:w="3864"/>
-          </w:tcPr>
-          <w:p>
-            <w:pPr>
-              <w:spacing w:after="0"/>
-              <w:jc w:val="both"/>
-            </w:pPr>
-            <w:r>
-              <w:rPr>
-                <w:rFonts w:ascii="Adani" w:hAnsi="Adani" w:eastAsia="Adani" w:cs="Adani"/>
-                <w:b w:val="0"/>
-                <w:sz w:val="23"/>
-              </w:rPr>
-              <w:t>URBAN RING DEVELOPMENT CORPORATION LIMITED</w:t>
-            </w:r>
-          </w:p>
-        </w:tc>
-        <w:tc>
-          <w:tcPr>
-            <w:tcW w:type="dxa" w:w="2610"/>
-          </w:tcPr>
-          <w:p>
-            <w:pPr>
-              <w:spacing w:after="0"/>
-              <w:jc w:val="center"/>
-            </w:pPr>
-            <w:r>
-              <w:rPr>
-                <w:rFonts w:ascii="Adani" w:hAnsi="Adani" w:eastAsia="Adani" w:cs="Adani"/>
-                <w:b w:val="0"/>
-                <w:sz w:val="23"/>
-              </w:rPr>
-              <w:t>17/07/2020</w:t>
-            </w:r>
-          </w:p>
-        </w:tc>
-        <w:tc>
-          <w:tcPr>
-            <w:tcW w:type="dxa" w:w="2250"/>
-          </w:tcPr>
-          <w:p>
-            <w:pPr>
-              <w:spacing w:after="0"/>
-              <w:jc w:val="center"/>
-            </w:pPr>
-          </w:p>
-        </w:tc>
-      </w:tr>
-      <w:tr>
-        <w:tc>
-          <w:tcPr>
-            <w:tcW w:type="dxa" w:w="636"/>
-          </w:tcPr>
-          <w:p>
-            <w:pPr>
-              <w:spacing w:after="0"/>
-              <w:ind w:left="360"/>
-            </w:pPr>
-            <w:r>
-              <w:rPr>
-                <w:rFonts w:ascii="Adani" w:hAnsi="Adani" w:eastAsia="Adani" w:cs="Adani"/>
-                <w:b w:val="0"/>
-                <w:sz w:val="23"/>
-              </w:rPr>
-              <w:t>15</w:t>
-            </w:r>
-          </w:p>
-        </w:tc>
-        <w:tc>
-          <w:tcPr>
-            <w:tcW w:type="dxa" w:w="3864"/>
-          </w:tcPr>
-          <w:p>
-            <w:pPr>
-              <w:spacing w:after="0"/>
-              <w:jc w:val="both"/>
-            </w:pPr>
-            <w:r>
-              <w:rPr>
-                <w:rFonts w:ascii="Adani" w:hAnsi="Adani" w:eastAsia="Adani" w:cs="Adani"/>
-                <w:b w:val="0"/>
-                <w:sz w:val="23"/>
-              </w:rPr>
-              <w:t>GUJARAT URBAN DEVELOPMENT COMPANY LIMITED</w:t>
-            </w:r>
-          </w:p>
-        </w:tc>
-        <w:tc>
-          <w:tcPr>
-            <w:tcW w:type="dxa" w:w="2610"/>
-          </w:tcPr>
-          <w:p>
-            <w:pPr>
-              <w:spacing w:after="0"/>
-              <w:jc w:val="center"/>
-            </w:pPr>
-            <w:r>
-              <w:rPr>
-                <w:rFonts w:ascii="Adani" w:hAnsi="Adani" w:eastAsia="Adani" w:cs="Adani"/>
-                <w:b w:val="0"/>
-                <w:sz w:val="23"/>
-              </w:rPr>
-              <w:t>16/07/2020</w:t>
-            </w:r>
-          </w:p>
-        </w:tc>
-        <w:tc>
-          <w:tcPr>
-            <w:tcW w:type="dxa" w:w="2250"/>
-          </w:tcPr>
-          <w:p>
-            <w:pPr>
-              <w:spacing w:after="0"/>
-              <w:jc w:val="center"/>
-            </w:pPr>
-          </w:p>
-        </w:tc>
-      </w:tr>
-      <w:tr>
-        <w:tc>
-          <w:tcPr>
-            <w:tcW w:type="dxa" w:w="636"/>
-          </w:tcPr>
-          <w:p>
-            <w:pPr>
-              <w:spacing w:after="0"/>
-              <w:ind w:left="360"/>
-            </w:pPr>
-            <w:r>
-              <w:rPr>
-                <w:rFonts w:ascii="Adani" w:hAnsi="Adani" w:eastAsia="Adani" w:cs="Adani"/>
-                <w:b w:val="0"/>
-                <w:sz w:val="23"/>
-              </w:rPr>
-              <w:t>16</w:t>
-            </w:r>
-          </w:p>
-        </w:tc>
-        <w:tc>
-          <w:tcPr>
-            <w:tcW w:type="dxa" w:w="3864"/>
-          </w:tcPr>
-          <w:p>
-            <w:pPr>
-              <w:spacing w:after="0"/>
-              <w:jc w:val="both"/>
-            </w:pPr>
-            <w:r>
-              <w:rPr>
-                <w:rFonts w:ascii="Adani" w:hAnsi="Adani" w:eastAsia="Adani" w:cs="Adani"/>
-                <w:b w:val="0"/>
-                <w:sz w:val="23"/>
-              </w:rPr>
-              <w:t>SMART CITY AHMEDABAD DEVELOPMENT LIMITED</w:t>
-            </w:r>
-          </w:p>
-        </w:tc>
-        <w:tc>
-          <w:tcPr>
-            <w:tcW w:type="dxa" w:w="2610"/>
-          </w:tcPr>
-          <w:p>
-            <w:pPr>
-              <w:spacing w:after="0"/>
-              <w:jc w:val="center"/>
-            </w:pPr>
-            <w:r>
-              <w:rPr>
-                <w:rFonts w:ascii="Adani" w:hAnsi="Adani" w:eastAsia="Adani" w:cs="Adani"/>
-                <w:b w:val="0"/>
-                <w:sz w:val="23"/>
-              </w:rPr>
-              <w:t>15/07/2020</w:t>
-            </w:r>
           </w:p>
         </w:tc>
         <w:tc>
@@ -1525,7 +599,7 @@
           <w:b w:val="0"/>
           <w:sz w:val="23"/>
         </w:rPr>
-        <w:t xml:space="preserve">Date: 07th May, 2026</w:t>
+        <w:t xml:space="preserve">Date: 15th May, 2026</w:t>
         <w:tab/>
       </w:r>
     </w:p>
